--- a/course_development/active_inference_family/02_tiny_bodies_big_brains/08_planning/output/lecture-content/08_planning-module.docx
+++ b/course_development/active_inference_family/02_tiny_bodies_big_brains/08_planning/output/lecture-content/08_planning-module.docx
@@ -4,7 +4,7 @@
   <w:body>
     <w:p>
       <w:r>
-        <w:t>Module 08: Planning in Family</w:t>
+        <w:t>Module 08: Planning — The Bedtime Routine</w:t>
       </w:r>
     </w:p>
     <w:p>
@@ -14,71 +14,121 @@
     </w:p>
     <w:p>
       <w:r>
-        <w:t>Define Planning within the context of Family.  Analyze how Planning interacts with other components of the Active Inference framework.  Apply specific constraints of Family to the formal definition of Planning.   Introduction</w:t>
+        <w:t>Understand that Planning is a list of steps to reach a goal.  Learn about Algorithms (A fancy word for a Routine).  Know that routines help our brains feel safe and ready to sleep.   Introduction: The Sleepy Train</w:t>
       </w:r>
     </w:p>
     <w:p>
       <w:r>
-        <w:t>This module explores Planning . In the Family curriculum, we approach this topic with a focus on specific applications and theoretical depth appropriate for the audience. Planning is a critical component of the 8-part Active Inference spine, bridging the gap between [Previous Topic] and [Next Topic].</w:t>
+        <w:t>Imagine a train going to Sleepy Town.</w:t>
+        <w:br/>
+        <w:t>It has to make stops:</w:t>
       </w:r>
     </w:p>
     <w:p>
       <w:r>
-        <w:t>Key Concepts</w:t>
+        <w:t>Bath Station.  Pajama Junction.  Storybook Corner.  Sleepy Town!</w:t>
+        <w:br/>
+        <w:t>If the train skips a stop, the passengers (your brain cells) get confused!</w:t>
+        <w:br/>
+        <w:t>A Routine is a map for the train.   Key Concepts</w:t>
       </w:r>
     </w:p>
     <w:p>
       <w:r>
-        <w:t>1. Planning as a Markov Blanket Boundary</w:t>
+        <w:t>1. The Algorithm (The Recipe)</w:t>
       </w:r>
     </w:p>
     <w:p>
       <w:r>
-        <w:t>How does Planning define the boundary between the agent and the environment?</w:t>
+        <w:t>Computers follow algorithms.</w:t>
       </w:r>
     </w:p>
     <w:p>
       <w:r>
-        <w:t>2. Generative Models of Planning</w:t>
+        <w:t>Input: Dirty Kid.  Step 1: Wash with soap.  Step 2: Dry with towel.  Step 3: Put on clean PJs.  Output: Clean, Cozy Kid.</w:t>
+        <w:br/>
+        <w:t>Bedtime is an algorithm!   2. Predictability (Safety)</w:t>
       </w:r>
     </w:p>
     <w:p>
       <w:r>
-        <w:t>What parameters involved in Planning must be optimized to minimize variational free energy?</w:t>
+        <w:t>Your brain loves to predict the future.</w:t>
+        <w:br/>
+        <w:t>When you know what comes next (After bath implies books), your brain relaxes.</w:t>
+        <w:br/>
+        <w:t>"Ah, I know this pattern. It is time to wind down."</w:t>
+        <w:br/>
+        <w:t>Chaos (Unpredictability) keeps the brain awake/alert.</w:t>
       </w:r>
     </w:p>
     <w:p>
       <w:r>
-        <w:t>3. Active Inference Dynamics</w:t>
+        <w:t>3. The Goal (Recharge)</w:t>
       </w:r>
     </w:p>
     <w:p>
       <w:r>
-        <w:t>How does the process of Planning drive the perception-action loop?</w:t>
+        <w:t>Why do we do this?</w:t>
+        <w:br/>
+        <w:t>Because sleep is when the brain fixes itself and grows.</w:t>
+        <w:br/>
+        <w:t>The Plan leads to the Goal: A full battery for tomorrow.</w:t>
       </w:r>
     </w:p>
     <w:p>
       <w:r>
-        <w:t>Applications</w:t>
+        <w:t>Activities</w:t>
       </w:r>
     </w:p>
     <w:p>
       <w:r>
-        <w:t>In Family, we see Planning manifest in:</w:t>
-        <w:br/>
-        <w:t>* Specific Example 1 : [Add domain-specific example here]</w:t>
-        <w:br/>
-        <w:t>* Specific Example 2 : [Add domain-specific example here]</w:t>
+        <w:t>Activity 1: The Picture Schedule</w:t>
       </w:r>
     </w:p>
     <w:p>
       <w:r>
-        <w:t>Conclusion</w:t>
+        <w:t>Draw pictures of your bedtime steps (Toothbrush, Book, Pillow).</w:t>
+        <w:br/>
+        <w:t>Tape them to the wall in order.</w:t>
+        <w:br/>
+        <w:t>Tonight, follow the map!</w:t>
+        <w:br/>
+        <w:t>"Check! We brushed teeth. Next stop: Pajamas."</w:t>
       </w:r>
     </w:p>
     <w:p>
       <w:r>
-        <w:t>Understanding Planning allows us to better model complex adaptive systems. In the next module, we will expand on this foundation.</w:t>
+        <w:t>Activity 2: Robot Bedtime</w:t>
+      </w:r>
+    </w:p>
+    <w:p>
+      <w:r>
+        <w:t>Pretend to be a robot that needs to power down.</w:t>
+        <w:br/>
+        <w:t>"Initiating Sleep Sequence."</w:t>
+        <w:br/>
+        <w:t>"Powering down arms... (Relax arms)."</w:t>
+        <w:br/>
+        <w:t>"Powering down legs... (Relax legs)."</w:t>
+        <w:br/>
+        <w:t>"Shutting down optical sensors... (Close eyes)."</w:t>
+        <w:br/>
+        <w:t>"System Hibernate."</w:t>
+      </w:r>
+    </w:p>
+    <w:p>
+      <w:r>
+        <w:t>Summary</w:t>
+      </w:r>
+    </w:p>
+    <w:p>
+      <w:r>
+        <w:t>Planning isn't boring; it's a superpower. By following a routine, we help our brains predict the future and get the rest we need to grow big and strong.</w:t>
+      </w:r>
+    </w:p>
+    <w:p>
+      <w:r>
+        <w:t>References</w:t>
       </w:r>
     </w:p>
     <w:sectPr>
